--- a/deliverables/deliverables-20260120-0030/IC_Memo_6_Wind.docx
+++ b/deliverables/deliverables-20260120-0030/IC_Memo_6_Wind.docx
@@ -3,135 +3,511 @@
 <w:document xmlns:wpc="http://schemas.microsoft.com/office/word/2010/wordprocessingCanvas" xmlns:mo="http://schemas.microsoft.com/office/mac/office/2008/main" xmlns:mc="http://schemas.openxmlformats.org/markup-compatibility/2006" xmlns:mv="urn:schemas-microsoft-com:mac:vml" xmlns:o="urn:schemas-microsoft-com:office:office" xmlns:r="http://schemas.openxmlformats.org/officeDocument/2006/relationships" xmlns:m="http://schemas.openxmlformats.org/officeDocument/2006/math" xmlns:v="urn:schemas-microsoft-com:vml" xmlns:wp14="http://schemas.microsoft.com/office/word/2010/wordprocessingDrawing" xmlns:wp="http://schemas.openxmlformats.org/drawingml/2006/wordprocessingDrawing" xmlns:w10="urn:schemas-microsoft-com:office:word" xmlns:w="http://schemas.openxmlformats.org/wordprocessingml/2006/main" xmlns:w14="http://schemas.microsoft.com/office/word/2010/wordml" xmlns:wpg="http://schemas.microsoft.com/office/word/2010/wordprocessingGroup" xmlns:wpi="http://schemas.microsoft.com/office/word/2010/wordprocessingInk" xmlns:wne="http://schemas.microsoft.com/office/word/2006/wordml" xmlns:wps="http://schemas.microsoft.com/office/word/2010/wordprocessingShape" mc:Ignorable="w14 wp14">
   <w:body>
     <w:p>
-      <w:pPr>
-        <w:pStyle w:val="Title"/>
-        <w:jc w:val="center"/>
-      </w:pPr>
+      <w:r>
+        <w:rPr>
+          <w:sz w:val="20"/>
+        </w:rPr>
+        <w:t>═══════════════════════════════════════════════════════════════════</w:t>
+      </w:r>
+    </w:p>
+    <w:p>
+      <w:r>
+        <w:rPr>
+          <w:b/>
+          <w:sz w:val="24"/>
+        </w:rPr>
+        <w:t>LOTUS INFRASTRUCTURE PARTNERS</w:t>
+      </w:r>
+    </w:p>
+    <w:p>
       <w:r>
         <w:t>INVESTMENT COMMITTEE MEMORANDUM</w:t>
       </w:r>
     </w:p>
+    <w:p/>
     <w:p>
       <w:r>
-        <w:t>TO: Investment Committee</w:t>
+        <w:t>Asset: [Wind Farm Name]</w:t>
       </w:r>
     </w:p>
     <w:p>
       <w:r>
-        <w:t>FROM: Infrastructure Team</w:t>
+        <w:t>Date: ____________</w:t>
       </w:r>
     </w:p>
     <w:p>
       <w:r>
-        <w:t>RE: Wind Farm Acquisition – 100 MW Onshore Wind (SPP)</w:t>
+        <w:t>Prepared By: ____________</w:t>
       </w:r>
     </w:p>
     <w:p>
       <w:r>
-        <w:t>DATE: January 2026</w:t>
+        <w:rPr>
+          <w:sz w:val="20"/>
+        </w:rPr>
+        <w:t>═══════════════════════════════════════════════════════════════════</w:t>
       </w:r>
     </w:p>
     <w:p/>
     <w:p>
-      <w:pPr>
-        <w:pStyle w:val="Heading1"/>
-      </w:pPr>
       <w:r>
+        <w:rPr>
+          <w:b/>
+          <w:sz w:val="24"/>
+        </w:rPr>
         <w:t>EXECUTIVE SUMMARY</w:t>
       </w:r>
     </w:p>
     <w:p>
       <w:r>
-        <w:t>We recommend acquiring 100% of the equity interest in a 100 MW onshore wind farm located in SPP (Oklahoma) for $180 million, representing a 7.5x entry multiple on Year 1 EBITDA of $24 million. The asset benefits from a 15-year PPA at $45/MWh (12 years remaining) and 5 years of remaining PTC eligibility at $27.50/MWh.</w:t>
+        <w:rPr>
+          <w:sz w:val="20"/>
+        </w:rPr>
+        <w:t>─────────────────────────────────────────────────────────────────</w:t>
       </w:r>
     </w:p>
+    <w:p/>
     <w:p>
-      <w:pPr>
-        <w:pStyle w:val="Heading1"/>
-      </w:pPr>
       <w:r>
-        <w:t>INVESTMENT HIGHLIGHTS</w:t>
+        <w:t>Transaction:     Acquisition of ___MW wind farm in [State/ISO]</w:t>
       </w:r>
     </w:p>
     <w:p>
       <w:r>
-        <w:t>• 12-year PPA at $45/MWh provides contracted revenue certainty</w:t>
+        <w:t>Entry EV:        $______mm</w:t>
       </w:r>
     </w:p>
     <w:p>
       <w:r>
-        <w:t>• 5 years of PTC ($27.50/MWh) creates ~$9mm/year tax shield</w:t>
+        <w:t>Capital Structure: ____% Debt / ____% Equity</w:t>
       </w:r>
     </w:p>
     <w:p>
       <w:r>
-        <w:t>• Strong 38% capacity factor indicates quality wind resource</w:t>
+        <w:t>Levered IRR:     ____%</w:t>
       </w:r>
     </w:p>
     <w:p>
       <w:r>
-        <w:t>• Sculpted debt at 1.35x DSCR supports 65% leverage</w:t>
-      </w:r>
-    </w:p>
-    <w:p>
-      <w:pPr>
-        <w:pStyle w:val="Heading1"/>
-      </w:pPr>
-      <w:r>
-        <w:t>KEY RISKS</w:t>
+        <w:t>MOIC:            ____x</w:t>
       </w:r>
     </w:p>
     <w:p>
       <w:r>
-        <w:t>• Post-PPA merchant exposure (mitigated by conservative $35/MWh pricing)</w:t>
+        <w:t>Recommendation:  [ ] INVEST  [ ] PASS  [ ] CONDITIONAL</w:t>
+      </w:r>
+    </w:p>
+    <w:p/>
+    <w:p>
+      <w:r>
+        <w:rPr>
+          <w:sz w:val="20"/>
+        </w:rPr>
+        <w:t>─────────────────────────────────────────────────────────────────</w:t>
       </w:r>
     </w:p>
     <w:p>
       <w:r>
-        <w:t>• PTC monetization dependent on taxable income</w:t>
+        <w:rPr>
+          <w:b/>
+          <w:sz w:val="24"/>
+        </w:rPr>
+        <w:t>INVESTMENT THESIS (3 Key Points)</w:t>
       </w:r>
     </w:p>
     <w:p>
       <w:r>
-        <w:t>• Turbine technology risk (2018 vintage, 7 years into operating life)</w:t>
+        <w:rPr>
+          <w:sz w:val="20"/>
+        </w:rPr>
+        <w:t>─────────────────────────────────────────────────────────────────</w:t>
       </w:r>
     </w:p>
+    <w:p/>
     <w:p>
-      <w:pPr>
-        <w:pStyle w:val="Heading1"/>
-      </w:pPr>
       <w:r>
-        <w:t>RETURNS ANALYSIS</w:t>
+        <w:t>1. ________________________________________________________________</w:t>
       </w:r>
     </w:p>
     <w:p>
       <w:r>
-        <w:t>• Levered IRR: ~18%</w:t>
+        <w:t xml:space="preserve">   Supporting data: ________________________________________________</w:t>
+      </w:r>
+    </w:p>
+    <w:p/>
+    <w:p>
+      <w:r>
+        <w:t>2. ________________________________________________________________</w:t>
       </w:r>
     </w:p>
     <w:p>
       <w:r>
-        <w:t>• MOIC: ~2.0x</w:t>
+        <w:t xml:space="preserve">   Supporting data: ________________________________________________</w:t>
+      </w:r>
+    </w:p>
+    <w:p/>
+    <w:p>
+      <w:r>
+        <w:t>3. ________________________________________________________________</w:t>
       </w:r>
     </w:p>
     <w:p>
       <w:r>
-        <w:t>• Exit at 8.5x Y7 EBITDA (reflects PPA runoff)</w:t>
+        <w:t xml:space="preserve">   Supporting data: ________________________________________________</w:t>
+      </w:r>
+    </w:p>
+    <w:p/>
+    <w:p>
+      <w:r>
+        <w:rPr>
+          <w:sz w:val="20"/>
+        </w:rPr>
+        <w:t>─────────────────────────────────────────────────────────────────</w:t>
       </w:r>
     </w:p>
     <w:p>
-      <w:pPr>
-        <w:pStyle w:val="Heading1"/>
-      </w:pPr>
+      <w:r>
+        <w:t>KEY RISKS &amp; MITIGANTS</w:t>
+      </w:r>
+    </w:p>
+    <w:p>
+      <w:r>
+        <w:rPr>
+          <w:sz w:val="20"/>
+        </w:rPr>
+        <w:t>─────────────────────────────────────────────────────────────────</w:t>
+      </w:r>
+    </w:p>
+    <w:p/>
+    <w:p>
+      <w:r>
+        <w:t>Risk 1: ____________________________________________________________</w:t>
+      </w:r>
+    </w:p>
+    <w:p>
+      <w:r>
+        <w:t xml:space="preserve">  Probability: [ ] High [ ] Med [ ] Low  |  Impact: [ ] High [ ] Med [ ] Low</w:t>
+      </w:r>
+    </w:p>
+    <w:p>
+      <w:r>
+        <w:t xml:space="preserve">  Mitigant: ________________________________________________________</w:t>
+      </w:r>
+    </w:p>
+    <w:p/>
+    <w:p>
+      <w:r>
+        <w:t>Risk 2: ____________________________________________________________</w:t>
+      </w:r>
+    </w:p>
+    <w:p>
+      <w:r>
+        <w:t xml:space="preserve">  Probability: [ ] High [ ] Med [ ] Low  |  Impact: [ ] High [ ] Med [ ] Low</w:t>
+      </w:r>
+    </w:p>
+    <w:p>
+      <w:r>
+        <w:t xml:space="preserve">  Mitigant: ________________________________________________________</w:t>
+      </w:r>
+    </w:p>
+    <w:p/>
+    <w:p>
+      <w:r>
+        <w:t>Risk 3: ____________________________________________________________</w:t>
+      </w:r>
+    </w:p>
+    <w:p>
+      <w:r>
+        <w:t xml:space="preserve">  Probability: [ ] High [ ] Med [ ] Low  |  Impact: [ ] High [ ] Med [ ] Low</w:t>
+      </w:r>
+    </w:p>
+    <w:p>
+      <w:r>
+        <w:t xml:space="preserve">  Mitigant: ________________________________________________________</w:t>
+      </w:r>
+    </w:p>
+    <w:p/>
+    <w:p>
+      <w:r>
+        <w:rPr>
+          <w:sz w:val="20"/>
+        </w:rPr>
+        <w:t>─────────────────────────────────────────────────────────────────</w:t>
+      </w:r>
+    </w:p>
+    <w:p>
+      <w:r>
+        <w:t>SENSITIVITY ANALYSIS</w:t>
+      </w:r>
+    </w:p>
+    <w:p>
+      <w:r>
+        <w:rPr>
+          <w:sz w:val="20"/>
+        </w:rPr>
+        <w:t>─────────────────────────────────────────────────────────────────</w:t>
+      </w:r>
+    </w:p>
+    <w:p/>
+    <w:p>
+      <w:r>
+        <w:t>Base Case IRR: ____%</w:t>
+      </w:r>
+    </w:p>
+    <w:p/>
+    <w:p>
+      <w:r>
+        <w:t>Key Sensitivities:</w:t>
+      </w:r>
+    </w:p>
+    <w:p>
+      <w:r>
+        <w:t xml:space="preserve">  • Entry EV +5%:           IRR → ____%</w:t>
+      </w:r>
+    </w:p>
+    <w:p>
+      <w:r>
+        <w:t xml:space="preserve">  • Exit Multiple -0.5x:    IRR → ____%</w:t>
+      </w:r>
+    </w:p>
+    <w:p>
+      <w:r>
+        <w:t xml:space="preserve">  • Capacity factor -10%:      IRR → ____%</w:t>
+      </w:r>
+    </w:p>
+    <w:p/>
+    <w:p>
+      <w:r>
+        <w:t>Downside Case IRR: ____% (assumptions: ___________________________)</w:t>
+      </w:r>
+    </w:p>
+    <w:p>
+      <w:r>
+        <w:t>Break-even Capacity factor: _______________</w:t>
+      </w:r>
+    </w:p>
+    <w:p/>
+    <w:p>
+      <w:r>
+        <w:rPr>
+          <w:sz w:val="20"/>
+        </w:rPr>
+        <w:t>─────────────────────────────────────────────────────────────────</w:t>
+      </w:r>
+    </w:p>
+    <w:p>
+      <w:r>
+        <w:t>DEAL STRUCTURE</w:t>
+      </w:r>
+    </w:p>
+    <w:p>
+      <w:r>
+        <w:rPr>
+          <w:sz w:val="20"/>
+        </w:rPr>
+        <w:t>─────────────────────────────────────────────────────────────────</w:t>
+      </w:r>
+    </w:p>
+    <w:p/>
+    <w:p>
+      <w:r>
+        <w:t>SOURCES                          USES</w:t>
+      </w:r>
+    </w:p>
+    <w:p>
+      <w:r>
+        <w:t xml:space="preserve">  Debt:      $______mm (___%)      Purchase Price:  $______mm</w:t>
+      </w:r>
+    </w:p>
+    <w:p>
+      <w:r>
+        <w:t xml:space="preserve">  Equity:    $______mm (___%)      Transaction Fees: $______mm</w:t>
+      </w:r>
+    </w:p>
+    <w:p>
+      <w:r>
+        <w:t xml:space="preserve">                                   DSRA Funding:     $______mm</w:t>
+      </w:r>
+    </w:p>
+    <w:p>
+      <w:r>
+        <w:rPr>
+          <w:sz w:val="20"/>
+        </w:rPr>
+        <w:t xml:space="preserve">  ─────────────────────            ─────────────────────</w:t>
+      </w:r>
+    </w:p>
+    <w:p>
+      <w:r>
+        <w:t xml:space="preserve">  Total:     $______mm             Total:           $______mm</w:t>
+      </w:r>
+    </w:p>
+    <w:p/>
+    <w:p>
+      <w:r>
+        <w:t>Debt Terms:</w:t>
+      </w:r>
+    </w:p>
+    <w:p>
+      <w:r>
+        <w:t xml:space="preserve">  • Rate: ____% | Tenor: ____ years | Amortization: [ ] Straight [ ] Sweep [ ] Sculpt</w:t>
+      </w:r>
+    </w:p>
+    <w:p>
+      <w:r>
+        <w:t xml:space="preserve">  • DSCR Covenant: ____x | DSRA: ____ months</w:t>
+      </w:r>
+    </w:p>
+    <w:p/>
+    <w:p>
+      <w:r>
+        <w:rPr>
+          <w:sz w:val="20"/>
+        </w:rPr>
+        <w:t>─────────────────────────────────────────────────────────────────</w:t>
+      </w:r>
+    </w:p>
+    <w:p>
+      <w:r>
+        <w:t>DUE DILIGENCE PRIORITIES</w:t>
+      </w:r>
+    </w:p>
+    <w:p>
+      <w:r>
+        <w:rPr>
+          <w:sz w:val="20"/>
+        </w:rPr>
+        <w:t>─────────────────────────────────────────────────────────────────</w:t>
+      </w:r>
+    </w:p>
+    <w:p/>
+    <w:p>
+      <w:r>
+        <w:t>[ ] Technical: ______________________________________________________</w:t>
+      </w:r>
+    </w:p>
+    <w:p>
+      <w:r>
+        <w:t>[ ] Commercial: _____________________________________________________</w:t>
+      </w:r>
+    </w:p>
+    <w:p>
+      <w:r>
+        <w:t>[ ] Legal/Regulatory: _______________________________________________</w:t>
+      </w:r>
+    </w:p>
+    <w:p>
+      <w:r>
+        <w:t>[ ] Environmental: __________________________________________________</w:t>
+      </w:r>
+    </w:p>
+    <w:p/>
+    <w:p>
+      <w:r>
+        <w:rPr>
+          <w:sz w:val="20"/>
+        </w:rPr>
+        <w:t>─────────────────────────────────────────────────────────────────</w:t>
+      </w:r>
+    </w:p>
+    <w:p>
       <w:r>
         <w:t>RECOMMENDATION</w:t>
       </w:r>
     </w:p>
     <w:p>
       <w:r>
-        <w:t>PROCEED with acquisition at $180mm entry price. Strong risk-adjusted returns supported by contracted revenue and PTC tax shield.</w:t>
+        <w:rPr>
+          <w:sz w:val="20"/>
+        </w:rPr>
+        <w:t>─────────────────────────────────────────────────────────────────</w:t>
       </w:r>
     </w:p>
+    <w:p/>
+    <w:p>
+      <w:r>
+        <w:t>________________________________________________________________</w:t>
+      </w:r>
+    </w:p>
+    <w:p>
+      <w:r>
+        <w:t>________________________________________________________________</w:t>
+      </w:r>
+    </w:p>
+    <w:p>
+      <w:r>
+        <w:t>________________________________________________________________</w:t>
+      </w:r>
+    </w:p>
+    <w:p/>
+    <w:p>
+      <w:r>
+        <w:rPr>
+          <w:sz w:val="20"/>
+        </w:rPr>
+        <w:t>═══════════════════════════════════════════════════════════════════</w:t>
+      </w:r>
+    </w:p>
+    <w:p/>
+    <w:p>
+      <w:r>
+        <w:rPr>
+          <w:sz w:val="20"/>
+        </w:rPr>
+        <w:t>─────────────────────────────────────────────────────────────────</w:t>
+      </w:r>
+    </w:p>
+    <w:p>
+      <w:r>
+        <w:t>WIND-SPECIFIC CONSIDERATIONS</w:t>
+      </w:r>
+    </w:p>
+    <w:p>
+      <w:r>
+        <w:rPr>
+          <w:sz w:val="20"/>
+        </w:rPr>
+        <w:t>─────────────────────────────────────────────────────────────────</w:t>
+      </w:r>
+    </w:p>
+    <w:p/>
+    <w:p>
+      <w:r>
+        <w:t>[ ] Net capacity factor: ____% (P50/P90 spread: ____%)</w:t>
+      </w:r>
+    </w:p>
+    <w:p>
+      <w:r>
+        <w:t>[ ] PTC remaining: ____ years, $____mm/year value</w:t>
+      </w:r>
+    </w:p>
+    <w:p>
+      <w:r>
+        <w:t>[ ] Post-PPA pricing: $____/MWh (____% below PPA)</w:t>
+      </w:r>
+    </w:p>
+    <w:p>
+      <w:r>
+        <w:t>[ ] Curtailment: ____% historical</w:t>
+      </w:r>
+    </w:p>
+    <w:p>
+      <w:r>
+        <w:t>[ ] O&amp;M: $____/kW-yr (escalation: ____%)</w:t>
+      </w:r>
+    </w:p>
+    <w:p>
+      <w:r>
+        <w:t>[ ] Turbine technology: [ ] Modern [ ] Aging - major component risk?</w:t>
+      </w:r>
+    </w:p>
+    <w:p>
+      <w:r>
+        <w:t>[ ] Gearbox/blade status: Last inspection ____, condition ____</w:t>
+      </w:r>
+    </w:p>
+    <w:p/>
+    <w:p/>
     <w:sectPr>
       <w:pgSz w:w="12240" w:h="15840"/>
       <w:pgMar w:top="1440" w:right="1800" w:bottom="1440" w:left="1800" w:header="720" w:footer="720" w:gutter="0"/>
